--- a/wild-jam-april-2026/__ORGA/Abgabe Dokument.docx
+++ b/wild-jam-april-2026/__ORGA/Abgabe Dokument.docx
@@ -278,7 +278,37 @@
         </w:pict>
       </w:r>
     </w:p>
-    <w:p/>
+    <w:p>
+      <w:proofErr w:type="spellStart"/>
+      <w:r>
+        <w:t>Github</w:t>
+      </w:r>
+      <w:proofErr w:type="spellEnd"/>
+      <w:r>
+        <w:t xml:space="preserve">-Website: </w:t>
+      </w:r>
+      <w:hyperlink r:id="rId7" w:history="1">
+        <w:r>
+          <w:rPr>
+            <w:rStyle w:val="Hyperlink"/>
+          </w:rPr>
+          <w:t>https://github.com/tempVincent/GAE</w:t>
+        </w:r>
+      </w:hyperlink>
+    </w:p>
+    <w:p>
+      <w:r>
+        <w:t xml:space="preserve">Itch.io mit Stand des Wild-Jams: </w:t>
+      </w:r>
+      <w:hyperlink r:id="rId8" w:history="1">
+        <w:r>
+          <w:rPr>
+            <w:rStyle w:val="Hyperlink"/>
+          </w:rPr>
+          <w:t>https://tempvinc.itch.io/coffee-break</w:t>
+        </w:r>
+      </w:hyperlink>
+    </w:p>
     <w:sectPr>
       <w:pgSz w:w="11906" w:h="16838"/>
       <w:pgMar w:top="1417" w:right="1417" w:bottom="1134" w:left="1417" w:header="0" w:footer="0" w:gutter="0"/>
@@ -1588,6 +1618,29 @@
       </w:tblBorders>
     </w:tblPr>
   </w:style>
+  <w:style w:type="character" w:styleId="Hyperlink">
+    <w:name w:val="Hyperlink"/>
+    <w:basedOn w:val="Absatz-Standardschriftart"/>
+    <w:uiPriority w:val="99"/>
+    <w:unhideWhenUsed/>
+    <w:rsid w:val="00A907A6"/>
+    <w:rPr>
+      <w:color w:val="467886" w:themeColor="hyperlink"/>
+      <w:u w:val="single"/>
+    </w:rPr>
+  </w:style>
+  <w:style w:type="character" w:styleId="NichtaufgelsteErwhnung">
+    <w:name w:val="Unresolved Mention"/>
+    <w:basedOn w:val="Absatz-Standardschriftart"/>
+    <w:uiPriority w:val="99"/>
+    <w:semiHidden/>
+    <w:unhideWhenUsed/>
+    <w:rsid w:val="00A907A6"/>
+    <w:rPr>
+      <w:color w:val="605E5C"/>
+      <w:shd w:val="clear" w:color="auto" w:fill="E1DFDD"/>
+    </w:rPr>
+  </w:style>
 </w:styles>
 </file>
 
@@ -1762,8 +1815,8 @@
     <w:rsid w:val="001000CF"/>
     <w:rsid w:val="0021409C"/>
     <w:rsid w:val="002D4DC9"/>
-    <w:rsid w:val="00384B80"/>
     <w:rsid w:val="004165E4"/>
+    <w:rsid w:val="004B5A37"/>
     <w:rsid w:val="004D18B1"/>
     <w:rsid w:val="00594724"/>
     <w:rsid w:val="00743161"/>
